--- a/Update.docx
+++ b/Update.docx
@@ -13,81 +13,69 @@
         <w:rPr>
           <w:lang w:val="en"/>
         </w:rPr>
-        <w:t xml:space="preserve">Update</w:t>
-      </w:r>
-    </w:p>
-    <w:p>
-      <w:pPr>
-        <w:pStyle w:val="Quote"/>
-        <w:rPr>
-          <w:i/>
-          <w:iCs/>
-          <w:lang w:val="en"/>
-        </w:rPr>
-      </w:pPr>
-      <w:r>
-        <w:rPr>
-          <w:i/>
-          <w:iCs/>
-          <w:lang w:val="en"/>
-        </w:rPr>
-        <w:t xml:space="preserve">PROTOTYPE - this manual is a skeleton awaiting content.  The text below is placeholder material, not documentation.</w:t>
+        <w:t>Update</w:t>
       </w:r>
     </w:p>
     <w:p>
       <w:pPr>
         <w:pStyle w:val="Heading2"/>
-        <w:rPr>
-          <w:lang w:val="en"/>
-        </w:rPr>
       </w:pPr>
       <w:r>
-        <w:rPr>
-          <w:lang w:val="en"/>
-        </w:rPr>
-        <w:t xml:space="preserve">Overview</w:t>
+        <w:t>WHAT THIS SCREEN IS</w:t>
       </w:r>
     </w:p>
     <w:p>
-      <w:pPr>
-        <w:rPr>
-          <w:lang w:val="en"/>
-        </w:rPr>
-      </w:pPr>
       <w:r>
-        <w:rPr>
-          <w:lang w:val="en"/>
-        </w:rPr>
-        <w:t xml:space="preserve">[To be written.]</w:t>
+        <w:t>This is the Update window (Forms\FormUpdate.vb). It checks Outworldz.com to see if a newer version of DreamGrid is available, tells you what changed, and lets you install the update (or skip it for now).</w:t>
       </w:r>
     </w:p>
     <w:p>
       <w:pPr>
         <w:pStyle w:val="Heading2"/>
-        <w:rPr>
-          <w:lang w:val="en"/>
-        </w:rPr>
       </w:pPr>
       <w:r>
-        <w:rPr>
-          <w:lang w:val="en"/>
-        </w:rPr>
-        <w:t xml:space="preserve">Notes for the author</w:t>
+        <w:t>WHAT'S ON IT</w:t>
+      </w:r>
+    </w:p>
+    <w:p>
+      <w:r>
+        <w:t>- A text box showing whether an update is available, what version, and a list of recent revisions/changes pulled from Outworldz.com.</w:t>
+      </w:r>
+    </w:p>
+    <w:p>
+      <w:r>
+        <w:t>- Install/Update button: its label changes depending on what was found - "Install Beta X" or "Install Release X" if a newer version exists, "Repair X" if you're already on the latest version, or "Downgrade to X" if the released version is older than what you have installed. Clicking it closes this window and tells DreamGrid to run the updater.</w:t>
+      </w:r>
+    </w:p>
+    <w:p>
+      <w:r>
+        <w:t>- Remind Me Later button: closes the window without updating, and remembers to not ask again until a newer version than the current one comes out.</w:t>
+      </w:r>
+    </w:p>
+    <w:p>
+      <w:r>
+        <w:t>- Reinstall Dependencies button: re-installs Perl and re-runs the one-time .NET upgrade step, without touching DreamGrid itself. Meant as a repair tool if something in the supporting software is broken.</w:t>
+      </w:r>
+    </w:p>
+    <w:p>
+      <w:r>
+        <w:t>- Help menu: opens this manual page.</w:t>
       </w:r>
     </w:p>
     <w:p>
       <w:pPr>
-        <w:rPr>
-          <w:lang w:val="en"/>
-        </w:rPr>
+        <w:pStyle w:val="Heading2"/>
       </w:pPr>
       <w:r>
-        <w:rPr>
-          <w:lang w:val="en"/>
-        </w:rPr>
-        <w:t xml:space="preserve">Opened by the Help button on the Update screen (see Forms\FormUpdate.vb for the related implementation).</w:t>
+        <w:t>HOW YOU OPEN IT</w:t>
       </w:r>
     </w:p>
+    <w:p>
+      <w:r>
+        <w:t>On the main DreamGrid window: Help menu -&gt; "Check for Updates" (keyboard shortcut Alt+U). This opens the window right away. DreamGrid also checks for updates automatically on startup and will pop this window open by itself if a new version is found.</w:t>
+      </w:r>
+    </w:p>
+    <w:p/>
     <w:sectPr>
       <w:pgSz w:w="12240" w:h="15840"/>
       <w:pgMar w:top="1440" w:right="1440" w:bottom="1440" w:left="1440" w:header="720" w:footer="720" w:gutter="0"/>
@@ -707,6 +695,7 @@
   <w:style w:type="character" w:default="1" w:styleId="DefaultParagraphFont">
     <w:name w:val="Default Paragraph Font"/>
     <w:uiPriority w:val="1"/>
+    <w:semiHidden/>
     <w:unhideWhenUsed/>
   </w:style>
   <w:style w:type="table" w:default="1" w:styleId="TableNormal">
